--- a/assets/cv/Nikita_Smiichyk_CV.docx
+++ b/assets/cv/Nikita_Smiichyk_CV.docx
@@ -1,6 +1,6 @@
 
 <file path=word/document.xml><?xml version="1.0" encoding="utf-8"?>
-<w:document xmlns:wpc="http://schemas.microsoft.com/office/word/2010/wordprocessingCanvas" xmlns:cx="http://schemas.microsoft.com/office/drawing/2014/chartex" xmlns:cx1="http://schemas.microsoft.com/office/drawing/2015/9/8/chartex" xmlns:cx2="http://schemas.microsoft.com/office/drawing/2015/10/21/chartex" xmlns:cx3="http://schemas.microsoft.com/office/drawing/2016/5/9/chartex" xmlns:cx4="http://schemas.microsoft.com/office/drawing/2016/5/10/chartex" xmlns:cx5="http://schemas.microsoft.com/office/drawing/2016/5/11/chartex" xmlns:cx6="http://schemas.microsoft.com/office/drawing/2016/5/12/chartex" xmlns:cx7="http://schemas.microsoft.com/office/drawing/2016/5/13/chartex" xmlns:cx8="http://schemas.microsoft.com/office/drawing/2016/5/14/chartex" xmlns:mc="http://schemas.openxmlformats.org/markup-compatibility/2006" xmlns:aink="http://schemas.microsoft.com/office/drawing/2016/ink" xmlns:am3d="http://schemas.microsoft.com/office/drawing/2017/model3d" xmlns:o="urn:schemas-microsoft-com:office:office" xmlns:oel="http://schemas.microsoft.com/office/2019/extlst" xmlns:r="http://schemas.openxmlformats.org/officeDocument/2006/relationships" xmlns:m="http://schemas.openxmlformats.org/officeDocument/2006/math" xmlns:v="urn:schemas-microsoft-com:vml" xmlns:wp14="http://schemas.microsoft.com/office/word/2010/wordprocessingDrawing" xmlns:wp="http://schemas.openxmlformats.org/drawingml/2006/wordprocessingDrawing" xmlns:w10="urn:schemas-microsoft-com:office:word" xmlns:w="http://schemas.openxmlformats.org/wordprocessingml/2006/main" xmlns:w14="http://schemas.microsoft.com/office/word/2010/wordml" xmlns:w15="http://schemas.microsoft.com/office/word/2012/wordml" xmlns:w16cex="http://schemas.microsoft.com/office/word/2018/wordml/cex" xmlns:w16cid="http://schemas.microsoft.com/office/word/2016/wordml/cid" xmlns:w16="http://schemas.microsoft.com/office/word/2018/wordml" xmlns:w16du="http://schemas.microsoft.com/office/word/2023/wordml/word16du" xmlns:w16sdtdh="http://schemas.microsoft.com/office/word/2020/wordml/sdtdatahash" xmlns:w16sdtfl="http://schemas.microsoft.com/office/word/2024/wordml/sdtformatlock" xmlns:w16se="http://schemas.microsoft.com/office/word/2015/wordml/symex" xmlns:wpg="http://schemas.microsoft.com/office/word/2010/wordprocessingGroup" xmlns:wpi="http://schemas.microsoft.com/office/word/2010/wordprocessingInk" xmlns:wne="http://schemas.microsoft.com/office/word/2006/wordml" xmlns:wps="http://schemas.microsoft.com/office/word/2010/wordprocessingShape" mc:Ignorable="w14 w15 w16se w16cid w16 w16cex w16sdtdh w16sdtfl w16du wp14">
+<w:document xmlns:wpc="http://schemas.microsoft.com/office/word/2010/wordprocessingCanvas" xmlns:cx="http://schemas.microsoft.com/office/drawing/2014/chartex" xmlns:cx1="http://schemas.microsoft.com/office/drawing/2015/9/8/chartex" xmlns:cx2="http://schemas.microsoft.com/office/drawing/2015/10/21/chartex" xmlns:cx3="http://schemas.microsoft.com/office/drawing/2016/5/9/chartex" xmlns:cx4="http://schemas.microsoft.com/office/drawing/2016/5/10/chartex" xmlns:cx5="http://schemas.microsoft.com/office/drawing/2016/5/11/chartex" xmlns:cx6="http://schemas.microsoft.com/office/drawing/2016/5/12/chartex" xmlns:cx7="http://schemas.microsoft.com/office/drawing/2016/5/13/chartex" xmlns:cx8="http://schemas.microsoft.com/office/drawing/2016/5/14/chartex" xmlns:mc="http://schemas.openxmlformats.org/markup-compatibility/2006" xmlns:m="http://schemas.openxmlformats.org/officeDocument/2006/math" xmlns:aink="http://schemas.microsoft.com/office/drawing/2016/ink" xmlns:am3d="http://schemas.microsoft.com/office/drawing/2017/model3d" xmlns:oel="http://schemas.microsoft.com/office/2019/extlst" xmlns:r="http://schemas.openxmlformats.org/officeDocument/2006/relationships" xmlns:wp14="http://schemas.microsoft.com/office/word/2010/wordprocessingDrawing" xmlns:wp="http://schemas.openxmlformats.org/drawingml/2006/wordprocessingDrawing" xmlns:wpg="http://schemas.microsoft.com/office/word/2010/wordprocessingGroup" xmlns:wpi="http://schemas.microsoft.com/office/word/2010/wordprocessingInk" xmlns:wps="http://schemas.microsoft.com/office/word/2010/wordprocessingShape" xmlns:o="urn:schemas-microsoft-com:office:office" xmlns:v="urn:schemas-microsoft-com:vml" xmlns:w10="urn:schemas-microsoft-com:office:word" xmlns:w="http://schemas.openxmlformats.org/wordprocessingml/2006/main" xmlns:w14="http://schemas.microsoft.com/office/word/2010/wordml" xmlns:w15="http://schemas.microsoft.com/office/word/2012/wordml" xmlns:w16cex="http://schemas.microsoft.com/office/word/2018/wordml/cex" xmlns:w16cid="http://schemas.microsoft.com/office/word/2016/wordml/cid" xmlns:w16="http://schemas.microsoft.com/office/word/2018/wordml" xmlns:w16sdtdh="http://schemas.microsoft.com/office/word/2020/wordml/sdtdatahash" xmlns:w16sdtfl="http://schemas.microsoft.com/office/word/2024/wordml/sdtformatlock" xmlns:w16se="http://schemas.microsoft.com/office/word/2015/wordml/symex" xmlns:w16du="http://schemas.microsoft.com/office/word/2023/wordml/word16du" xmlns:wne="http://schemas.microsoft.com/office/word/2006/wordml" mc:Ignorable="w14 w15 w16se w16cid w16 w16cex w16sdtdh w16sdtfl w16du wp14">
   <w:body>
     <w:p>
       <w:pPr>
@@ -175,7 +175,7 @@
       <w:pPr>
         <w:rPr>
           <w:rFonts w:eastAsia="Times New Roman"/>
-          <w:lang w:eastAsia="en-GB"/>
+          <w:lang w:val="ru-RU" w:eastAsia="en-GB"/>
         </w:rPr>
       </w:pPr>
       <w:r>
@@ -183,37 +183,7 @@
           <w:rFonts w:eastAsia="Times New Roman"/>
           <w:lang w:eastAsia="en-GB"/>
         </w:rPr>
-        <w:t>Backend-focused developer building REST APIs and database-backed systems using Java, Spring Boot, PostgreSQL, and SQL.</w:t>
-      </w:r>
-    </w:p>
-    <w:p>
-      <w:pPr>
-        <w:rPr>
-          <w:rFonts w:eastAsia="Times New Roman"/>
-          <w:lang w:eastAsia="en-GB"/>
-        </w:rPr>
-      </w:pPr>
-      <w:r>
-        <w:rPr>
-          <w:rFonts w:eastAsia="Times New Roman"/>
-          <w:lang w:eastAsia="en-GB"/>
-        </w:rPr>
-        <w:t>Currently developing a billing-focused full-stack platform with a separated frontend, deployed Spring Boot backend API, online PostgreSQL database, Flyway migrations, and secure environment-based configuration.</w:t>
-      </w:r>
-    </w:p>
-    <w:p>
-      <w:pPr>
-        <w:rPr>
-          <w:rFonts w:eastAsia="Times New Roman"/>
-          <w:lang w:eastAsia="en-GB"/>
-        </w:rPr>
-      </w:pPr>
-      <w:r>
-        <w:rPr>
-          <w:rFonts w:eastAsia="Times New Roman"/>
-          <w:lang w:eastAsia="en-GB"/>
-        </w:rPr>
-        <w:t>Strong analytical thinker with a systematic approach to problem solving, actively building backend systems beyond coursework and seeking a backend-focused placement.</w:t>
+        <w:t>Backend-focused Software Development student building REST APIs and database-backed systems with Java, Spring Boot, PostgreSQL, and SQL. Currently developing a platform with APIs for customers, products, prices, subscriptions, and payment intents, using PostgreSQL and Flyway for persistence and schema management. Interested in backend engineering, API design, and building reliable software systems.</w:t>
       </w:r>
     </w:p>
     <w:p>
@@ -270,7 +240,14 @@
                 <w:rFonts w:eastAsia="Times New Roman"/>
                 <w:lang w:eastAsia="en-GB"/>
               </w:rPr>
-              <w:t>Backend Development:</w:t>
+              <w:t>Languages</w:t>
+            </w:r>
+            <w:r>
+              <w:rPr>
+                <w:rFonts w:eastAsia="Times New Roman"/>
+                <w:lang w:eastAsia="en-GB"/>
+              </w:rPr>
+              <w:t>:</w:t>
             </w:r>
           </w:p>
         </w:tc>
@@ -295,7 +272,7 @@
                 <w:bCs w:val="0"/>
                 <w:lang w:eastAsia="en-GB"/>
               </w:rPr>
-              <w:t>Java, Spring Boot, REST API Development, JDBC, Maven</w:t>
+              <w:t>Java, JavaScript, SQL</w:t>
             </w:r>
           </w:p>
         </w:tc>
@@ -313,15 +290,25 @@
             <w:pPr>
               <w:rPr>
                 <w:rFonts w:eastAsia="Times New Roman"/>
-                <w:lang w:val="ru-RU" w:eastAsia="en-GB"/>
+                <w:b w:val="0"/>
+                <w:bCs w:val="0"/>
+                <w:lang w:eastAsia="en-GB"/>
               </w:rPr>
             </w:pPr>
             <w:r>
               <w:rPr>
-                <w:rFonts w:eastAsia="Times New Roman"/>
-                <w:lang w:eastAsia="en-GB"/>
-              </w:rPr>
-              <w:t>Databases:</w:t>
+                <w:rStyle w:val="Strong"/>
+                <w:b/>
+                <w:bCs/>
+              </w:rPr>
+              <w:t>Backend:</w:t>
+            </w:r>
+            <w:r>
+              <w:rPr>
+                <w:b w:val="0"/>
+                <w:bCs w:val="0"/>
+              </w:rPr>
+              <w:t xml:space="preserve"> </w:t>
             </w:r>
           </w:p>
         </w:tc>
@@ -334,15 +321,13 @@
               <w:cnfStyle w:val="000000100000" w:firstRow="0" w:lastRow="0" w:firstColumn="0" w:lastColumn="0" w:oddVBand="0" w:evenVBand="0" w:oddHBand="1" w:evenHBand="0" w:firstRowFirstColumn="0" w:firstRowLastColumn="0" w:lastRowFirstColumn="0" w:lastRowLastColumn="0"/>
               <w:rPr>
                 <w:rFonts w:eastAsia="Times New Roman"/>
+                <w:b/>
+                <w:bCs/>
                 <w:lang w:eastAsia="en-GB"/>
               </w:rPr>
             </w:pPr>
             <w:r>
-              <w:rPr>
-                <w:rFonts w:eastAsia="Times New Roman"/>
-                <w:lang w:eastAsia="en-GB"/>
-              </w:rPr>
-              <w:t>PostgreSQL, MySQL, Flyway, SQL</w:t>
+              <w:t>Spring Boot, REST APIs, Spring Data JPA, JDBC, Maven</w:t>
             </w:r>
           </w:p>
         </w:tc>
@@ -365,7 +350,7 @@
                 <w:rFonts w:eastAsia="Times New Roman"/>
                 <w:lang w:eastAsia="en-GB"/>
               </w:rPr>
-              <w:t>Deployment &amp; DevOps:</w:t>
+              <w:t>Databases:</w:t>
             </w:r>
           </w:p>
         </w:tc>
@@ -386,7 +371,7 @@
                 <w:rFonts w:eastAsia="Times New Roman"/>
                 <w:lang w:eastAsia="en-GB"/>
               </w:rPr>
-              <w:t>Docker, Render, Neon PostgreSQL, Environment Variables / Secrets, GitHub</w:t>
+              <w:t>PostgreSQL, MySQL, Flyway</w:t>
             </w:r>
           </w:p>
         </w:tc>
@@ -404,7 +389,7 @@
             <w:pPr>
               <w:rPr>
                 <w:rFonts w:eastAsia="Times New Roman"/>
-                <w:lang w:val="ru-RU" w:eastAsia="en-GB"/>
+                <w:lang w:eastAsia="en-GB"/>
               </w:rPr>
             </w:pPr>
             <w:r>
@@ -412,7 +397,7 @@
                 <w:rFonts w:eastAsia="Times New Roman"/>
                 <w:lang w:eastAsia="en-GB"/>
               </w:rPr>
-              <w:t>Frontend &amp; Web:</w:t>
+              <w:t>Testing:</w:t>
             </w:r>
           </w:p>
         </w:tc>
@@ -433,7 +418,7 @@
                 <w:rFonts w:eastAsia="Times New Roman"/>
                 <w:lang w:eastAsia="en-GB"/>
               </w:rPr>
-              <w:t>HTML, CSS, Vanilla JavaScript, React, Bootstrap</w:t>
+              <w:t>JUnit</w:t>
             </w:r>
           </w:p>
         </w:tc>
@@ -456,7 +441,14 @@
                 <w:rFonts w:eastAsia="Times New Roman"/>
                 <w:lang w:eastAsia="en-GB"/>
               </w:rPr>
-              <w:t>Testing:</w:t>
+              <w:t>DevOps / Tools</w:t>
+            </w:r>
+            <w:r>
+              <w:rPr>
+                <w:rFonts w:eastAsia="Times New Roman"/>
+                <w:lang w:eastAsia="en-GB"/>
+              </w:rPr>
+              <w:t>:</w:t>
             </w:r>
           </w:p>
         </w:tc>
@@ -469,7 +461,7 @@
               <w:cnfStyle w:val="000000000000" w:firstRow="0" w:lastRow="0" w:firstColumn="0" w:lastColumn="0" w:oddVBand="0" w:evenVBand="0" w:oddHBand="0" w:evenHBand="0" w:firstRowFirstColumn="0" w:firstRowLastColumn="0" w:lastRowFirstColumn="0" w:lastRowLastColumn="0"/>
               <w:rPr>
                 <w:rFonts w:eastAsia="Times New Roman"/>
-                <w:lang w:val="ru-RU" w:eastAsia="en-GB"/>
+                <w:lang w:eastAsia="en-GB"/>
               </w:rPr>
             </w:pPr>
             <w:r>
@@ -477,7 +469,7 @@
                 <w:rFonts w:eastAsia="Times New Roman"/>
                 <w:lang w:eastAsia="en-GB"/>
               </w:rPr>
-              <w:t>JUnit</w:t>
+              <w:t>Docker, Git, GitHub, Render, Neon PostgreSQL</w:t>
             </w:r>
           </w:p>
         </w:tc>
@@ -503,6 +495,50 @@
                 <w:rFonts w:eastAsia="Times New Roman"/>
                 <w:lang w:eastAsia="en-GB"/>
               </w:rPr>
+              <w:t>Frontend:</w:t>
+            </w:r>
+          </w:p>
+        </w:tc>
+        <w:tc>
+          <w:tcPr>
+            <w:tcW w:w="6181" w:type="dxa"/>
+          </w:tcPr>
+          <w:p>
+            <w:pPr>
+              <w:cnfStyle w:val="000000100000" w:firstRow="0" w:lastRow="0" w:firstColumn="0" w:lastColumn="0" w:oddVBand="0" w:evenVBand="0" w:oddHBand="1" w:evenHBand="0" w:firstRowFirstColumn="0" w:firstRowLastColumn="0" w:lastRowFirstColumn="0" w:lastRowLastColumn="0"/>
+              <w:rPr>
+                <w:rFonts w:eastAsia="Times New Roman"/>
+                <w:lang w:eastAsia="en-GB"/>
+              </w:rPr>
+            </w:pPr>
+            <w:r>
+              <w:rPr>
+                <w:rFonts w:eastAsia="Times New Roman"/>
+                <w:lang w:eastAsia="en-GB"/>
+              </w:rPr>
+              <w:t>HTML, CSS, React, Bootstrap</w:t>
+            </w:r>
+          </w:p>
+        </w:tc>
+      </w:tr>
+      <w:tr>
+        <w:tc>
+          <w:tcPr>
+            <w:cnfStyle w:val="001000000000" w:firstRow="0" w:lastRow="0" w:firstColumn="1" w:lastColumn="0" w:oddVBand="0" w:evenVBand="0" w:oddHBand="0" w:evenHBand="0" w:firstRowFirstColumn="0" w:firstRowLastColumn="0" w:lastRowFirstColumn="0" w:lastRowLastColumn="0"/>
+            <w:tcW w:w="2835" w:type="dxa"/>
+          </w:tcPr>
+          <w:p>
+            <w:pPr>
+              <w:rPr>
+                <w:rFonts w:eastAsia="Times New Roman"/>
+                <w:lang w:val="ru-RU" w:eastAsia="en-GB"/>
+              </w:rPr>
+            </w:pPr>
+            <w:r>
+              <w:rPr>
+                <w:rFonts w:eastAsia="Times New Roman"/>
+                <w:lang w:eastAsia="en-GB"/>
+              </w:rPr>
               <w:t>Familiar With:</w:t>
             </w:r>
           </w:p>
@@ -513,7 +549,7 @@
           </w:tcPr>
           <w:p>
             <w:pPr>
-              <w:cnfStyle w:val="000000100000" w:firstRow="0" w:lastRow="0" w:firstColumn="0" w:lastColumn="0" w:oddVBand="0" w:evenVBand="0" w:oddHBand="1" w:evenHBand="0" w:firstRowFirstColumn="0" w:firstRowLastColumn="0" w:lastRowFirstColumn="0" w:lastRowLastColumn="0"/>
+              <w:cnfStyle w:val="000000000000" w:firstRow="0" w:lastRow="0" w:firstColumn="0" w:lastColumn="0" w:oddVBand="0" w:evenVBand="0" w:oddHBand="0" w:evenHBand="0" w:firstRowFirstColumn="0" w:firstRowLastColumn="0" w:lastRowFirstColumn="0" w:lastRowLastColumn="0"/>
               <w:rPr>
                 <w:rFonts w:eastAsia="Times New Roman"/>
                 <w:lang w:eastAsia="en-GB"/>
@@ -524,7 +560,7 @@
                 <w:rFonts w:eastAsia="Times New Roman"/>
                 <w:lang w:eastAsia="en-GB"/>
               </w:rPr>
-              <w:t>PHP, Laravel, Node.js, MongoDB, Python, C++, Kotlin</w:t>
+              <w:t>Python, PHP, Laravel, Node.js, MongoDB, C++, Kotlin</w:t>
             </w:r>
           </w:p>
         </w:tc>
@@ -554,13 +590,10 @@
         </w:rPr>
       </w:pPr>
       <w:r>
-        <w:t>BILLING PLATFORM DEMO</w:t>
-      </w:r>
-      <w:r>
-        <w:rPr>
-          <w:lang w:eastAsia="en-GB"/>
-        </w:rPr>
-        <w:t xml:space="preserve"> </w:t>
+        <w:rPr>
+          <w:lang w:eastAsia="en-GB"/>
+        </w:rPr>
+        <w:t>BILLING PLATFORM API</w:t>
       </w:r>
     </w:p>
     <w:p>
@@ -573,7 +606,46 @@
         <w:rPr>
           <w:lang w:eastAsia="en-GB"/>
         </w:rPr>
-        <w:t>Developed a full-stack billing-focused application with a deployed frontend, Spring Boot backend API, and PostgreSQL database. Built REST API endpoints for customer creation and retrieval, integrated PostgreSQL with Flyway migrations, and deployed the backend separately on Render with database credentials managed through environment variables.</w:t>
+        <w:t>Developed a Stripe-inspired billing backend using Java, Spring Boot, and PostgreSQL, with REST APIs for customers, products, prices, subscriptions, and payment intents.</w:t>
+      </w:r>
+    </w:p>
+    <w:p>
+      <w:pPr>
+        <w:rPr>
+          <w:lang w:eastAsia="en-GB"/>
+        </w:rPr>
+      </w:pPr>
+      <w:r>
+        <w:rPr>
+          <w:lang w:eastAsia="en-GB"/>
+        </w:rPr>
+        <w:t>Implemented subscription lifecycle rules, payment-intent state transitions, input validation, structured API error responses, and database constraints.</w:t>
+      </w:r>
+    </w:p>
+    <w:p>
+      <w:pPr>
+        <w:rPr>
+          <w:lang w:eastAsia="en-GB"/>
+        </w:rPr>
+      </w:pPr>
+      <w:r>
+        <w:rPr>
+          <w:lang w:eastAsia="en-GB"/>
+        </w:rPr>
+        <w:t>Managed schema evolution with Flyway migrations and deployed the backend separately using Docker, Render, and Neon PostgreSQL.</w:t>
+      </w:r>
+    </w:p>
+    <w:p>
+      <w:pPr>
+        <w:rPr>
+          <w:lang w:eastAsia="en-GB"/>
+        </w:rPr>
+      </w:pPr>
+      <w:r>
+        <w:rPr>
+          <w:lang w:eastAsia="en-GB"/>
+        </w:rPr>
+        <w:t>Built automated tests for API and domain behaviour using JUnit 5.</w:t>
       </w:r>
     </w:p>
     <w:p>
@@ -600,7 +672,7 @@
     <w:p>
       <w:pPr>
         <w:rPr>
-          <w:lang w:eastAsia="en-GB"/>
+          <w:lang w:val="ru-RU" w:eastAsia="en-GB"/>
         </w:rPr>
       </w:pPr>
       <w:r>
@@ -628,14 +700,14 @@
     <w:p>
       <w:pPr>
         <w:rPr>
-          <w:lang w:eastAsia="en-GB"/>
+          <w:lang w:val="ru-RU" w:eastAsia="en-GB"/>
         </w:rPr>
       </w:pPr>
       <w:r>
         <w:rPr>
           <w:lang w:eastAsia="en-GB"/>
         </w:rPr>
-        <w:t>Designed and implemented a Java client-server supermarket management system using a custom JSON protocol over TCP. Built a multithreaded server for concurrent client handling, DAO-based persistence with JDBC and MySQL, structured success/error responses, image upload and retrieval, and automated tests for validation, persistence, routing, protocol handling, and file transfers.</w:t>
+        <w:t>Collaborated in a team to design and implement a Java client-server supermarket management system using a custom JSON protocol over TCP. Built a multithreaded server for concurrent client handling, DAO-based persistence with JDBC and MySQL, structured success/error responses, image upload and retrieval, and automated tests for validation, persistence, routing, protocol handling, and file transfers.</w:t>
       </w:r>
     </w:p>
     <w:p>
@@ -656,21 +728,7 @@
         <w:rPr>
           <w:lang w:eastAsia="en-GB"/>
         </w:rPr>
-        <w:t xml:space="preserve">: Java 17, Maven, JDBC, MySQL, Jackson, TCP sockets, </w:t>
-      </w:r>
-      <w:proofErr w:type="spellStart"/>
-      <w:r>
-        <w:rPr>
-          <w:lang w:eastAsia="en-GB"/>
-        </w:rPr>
-        <w:t>ExecutorService</w:t>
-      </w:r>
-      <w:proofErr w:type="spellEnd"/>
-      <w:r>
-        <w:rPr>
-          <w:lang w:eastAsia="en-GB"/>
-        </w:rPr>
-        <w:t>, JUnit 5</w:t>
+        <w:t>: Java 17, Maven, JDBC, MySQL, Jackson, TCP sockets, ExecutorService, JUnit 5</w:t>
       </w:r>
     </w:p>
     <w:p>
@@ -690,14 +748,14 @@
     <w:p>
       <w:pPr>
         <w:rPr>
-          <w:lang w:eastAsia="en-GB"/>
+          <w:lang w:val="ru-RU" w:eastAsia="en-GB"/>
         </w:rPr>
       </w:pPr>
       <w:r>
         <w:rPr>
           <w:lang w:eastAsia="en-GB"/>
         </w:rPr>
-        <w:t>Built an interactive travel guide web application for tourists visiting Mexico during the FIFA World Cup 2026. Integrated Google Maps, Places, and Directions APIs for stadium exploration, nearby place search, route planning, and custom markers. Added live weather data, currency conversion, responsive layout, and PWA support with a service worker.</w:t>
+        <w:t>Built an interactive web application integrating Google Maps, Places and Directions APIs, live weather and currency APIs, route planning, nearby-place search, and PWA functionality.</w:t>
       </w:r>
     </w:p>
     <w:p>
@@ -791,6 +849,8 @@
               <w:cnfStyle w:val="100000000000" w:firstRow="1" w:lastRow="0" w:firstColumn="0" w:lastColumn="0" w:oddVBand="0" w:evenVBand="0" w:oddHBand="0" w:evenHBand="0" w:firstRowFirstColumn="0" w:firstRowLastColumn="0" w:lastRowFirstColumn="0" w:lastRowLastColumn="0"/>
               <w:rPr>
                 <w:rFonts w:eastAsia="Times New Roman"/>
+                <w:b w:val="0"/>
+                <w:bCs w:val="0"/>
                 <w:lang w:eastAsia="en-GB"/>
               </w:rPr>
             </w:pPr>
@@ -811,6 +871,7 @@
                 <w:lang w:eastAsia="en-GB"/>
               </w:rPr>
               <w:br/>
+              <w:t>Dundalk Institute of Technology</w:t>
             </w:r>
             <w:r>
               <w:rPr>
@@ -819,7 +880,16 @@
                 <w:bCs w:val="0"/>
                 <w:lang w:eastAsia="en-GB"/>
               </w:rPr>
-              <w:t>Dundalk Institute of Technology</w:t>
+              <w:br/>
+            </w:r>
+            <w:r>
+              <w:rPr>
+                <w:rFonts w:eastAsia="Times New Roman"/>
+                <w:b w:val="0"/>
+                <w:bCs w:val="0"/>
+                <w:lang w:eastAsia="en-GB"/>
+              </w:rPr>
+              <w:t>Expected graduation: 2028</w:t>
             </w:r>
           </w:p>
         </w:tc>
@@ -1026,6 +1096,8 @@
               <w:cnfStyle w:val="100000000000" w:firstRow="1" w:lastRow="0" w:firstColumn="0" w:lastColumn="0" w:oddVBand="0" w:evenVBand="0" w:oddHBand="0" w:evenHBand="0" w:firstRowFirstColumn="0" w:firstRowLastColumn="0" w:lastRowFirstColumn="0" w:lastRowLastColumn="0"/>
               <w:rPr>
                 <w:rFonts w:eastAsia="Times New Roman"/>
+                <w:b w:val="0"/>
+                <w:bCs w:val="0"/>
                 <w:u w:val="single"/>
                 <w:lang w:eastAsia="en-GB"/>
               </w:rPr>
@@ -1054,11 +1126,6 @@
           </w:p>
           <w:p>
             <w:pPr>
-              <w:pStyle w:val="ListParagraph"/>
-              <w:numPr>
-                <w:ilvl w:val="0"/>
-                <w:numId w:val="10"/>
-              </w:numPr>
               <w:cnfStyle w:val="100000000000" w:firstRow="1" w:lastRow="0" w:firstColumn="0" w:lastColumn="0" w:oddVBand="0" w:evenVBand="0" w:oddHBand="0" w:evenHBand="0" w:firstRowFirstColumn="0" w:firstRowLastColumn="0" w:lastRowFirstColumn="0" w:lastRowLastColumn="0"/>
               <w:rPr>
                 <w:rFonts w:eastAsia="Times New Roman"/>
@@ -1074,55 +1141,7 @@
                 <w:bCs w:val="0"/>
                 <w:lang w:eastAsia="en-GB"/>
               </w:rPr>
-              <w:t>Maintained strict cleanliness standards in controlled cleanroom environments</w:t>
-            </w:r>
-          </w:p>
-          <w:p>
-            <w:pPr>
-              <w:pStyle w:val="ListParagraph"/>
-              <w:numPr>
-                <w:ilvl w:val="0"/>
-                <w:numId w:val="10"/>
-              </w:numPr>
-              <w:cnfStyle w:val="100000000000" w:firstRow="1" w:lastRow="0" w:firstColumn="0" w:lastColumn="0" w:oddVBand="0" w:evenVBand="0" w:oddHBand="0" w:evenHBand="0" w:firstRowFirstColumn="0" w:firstRowLastColumn="0" w:lastRowFirstColumn="0" w:lastRowLastColumn="0"/>
-              <w:rPr>
-                <w:rFonts w:eastAsia="Times New Roman"/>
-                <w:b w:val="0"/>
-                <w:bCs w:val="0"/>
-                <w:lang w:eastAsia="en-GB"/>
-              </w:rPr>
-            </w:pPr>
-            <w:r>
-              <w:rPr>
-                <w:rFonts w:eastAsia="Times New Roman"/>
-                <w:b w:val="0"/>
-                <w:bCs w:val="0"/>
-                <w:lang w:eastAsia="en-GB"/>
-              </w:rPr>
-              <w:t>Followed detailed procedures and protocols to ensure contamination-free conditions</w:t>
-            </w:r>
-          </w:p>
-          <w:p>
-            <w:pPr>
-              <w:pStyle w:val="ListParagraph"/>
-              <w:numPr>
-                <w:ilvl w:val="0"/>
-                <w:numId w:val="10"/>
-              </w:numPr>
-              <w:cnfStyle w:val="100000000000" w:firstRow="1" w:lastRow="0" w:firstColumn="0" w:lastColumn="0" w:oddVBand="0" w:evenVBand="0" w:oddHBand="0" w:evenHBand="0" w:firstRowFirstColumn="0" w:firstRowLastColumn="0" w:lastRowFirstColumn="0" w:lastRowLastColumn="0"/>
-              <w:rPr>
-                <w:rFonts w:eastAsia="Times New Roman"/>
-                <w:lang w:eastAsia="en-GB"/>
-              </w:rPr>
-            </w:pPr>
-            <w:r>
-              <w:rPr>
-                <w:rFonts w:eastAsia="Times New Roman"/>
-                <w:b w:val="0"/>
-                <w:bCs w:val="0"/>
-                <w:lang w:eastAsia="en-GB"/>
-              </w:rPr>
-              <w:t>Demonstrated attention to detail and responsibility</w:t>
+              <w:t>Worked in a regulated cleanroom environment, following strict procedures and quality standards.</w:t>
             </w:r>
           </w:p>
         </w:tc>
@@ -1185,11 +1204,6 @@
           </w:p>
           <w:p>
             <w:pPr>
-              <w:pStyle w:val="ListParagraph"/>
-              <w:numPr>
-                <w:ilvl w:val="0"/>
-                <w:numId w:val="12"/>
-              </w:numPr>
               <w:cnfStyle w:val="000000100000" w:firstRow="0" w:lastRow="0" w:firstColumn="0" w:lastColumn="0" w:oddVBand="0" w:evenVBand="0" w:oddHBand="1" w:evenHBand="0" w:firstRowFirstColumn="0" w:firstRowLastColumn="0" w:lastRowFirstColumn="0" w:lastRowLastColumn="0"/>
               <w:rPr>
                 <w:rFonts w:eastAsia="Times New Roman"/>
@@ -1201,56 +1215,7 @@
                 <w:rFonts w:eastAsia="Times New Roman"/>
                 <w:lang w:eastAsia="en-GB"/>
               </w:rPr>
-              <w:t>Worked in a fast-paced environment requiring efficiency, and teamwork</w:t>
-            </w:r>
-          </w:p>
-          <w:p>
-            <w:pPr>
-              <w:pStyle w:val="ListParagraph"/>
-              <w:numPr>
-                <w:ilvl w:val="0"/>
-                <w:numId w:val="12"/>
-              </w:numPr>
-              <w:cnfStyle w:val="000000100000" w:firstRow="0" w:lastRow="0" w:firstColumn="0" w:lastColumn="0" w:oddVBand="0" w:evenVBand="0" w:oddHBand="1" w:evenHBand="0" w:firstRowFirstColumn="0" w:firstRowLastColumn="0" w:lastRowFirstColumn="0" w:lastRowLastColumn="0"/>
-              <w:rPr>
-                <w:rFonts w:eastAsia="Times New Roman"/>
-                <w:lang w:eastAsia="en-GB"/>
-              </w:rPr>
-            </w:pPr>
-            <w:r>
-              <w:rPr>
-                <w:rFonts w:eastAsia="Times New Roman"/>
-                <w:lang w:eastAsia="en-GB"/>
-              </w:rPr>
-              <w:t>Managed</w:t>
-            </w:r>
-            <w:r>
-              <w:rPr>
-                <w:rFonts w:eastAsia="Times New Roman"/>
-                <w:lang w:eastAsia="en-GB"/>
-              </w:rPr>
-              <w:t xml:space="preserve"> multiple tasks under time pressure</w:t>
-            </w:r>
-          </w:p>
-          <w:p>
-            <w:pPr>
-              <w:pStyle w:val="ListParagraph"/>
-              <w:numPr>
-                <w:ilvl w:val="0"/>
-                <w:numId w:val="12"/>
-              </w:numPr>
-              <w:cnfStyle w:val="000000100000" w:firstRow="0" w:lastRow="0" w:firstColumn="0" w:lastColumn="0" w:oddVBand="0" w:evenVBand="0" w:oddHBand="1" w:evenHBand="0" w:firstRowFirstColumn="0" w:firstRowLastColumn="0" w:lastRowFirstColumn="0" w:lastRowLastColumn="0"/>
-              <w:rPr>
-                <w:rFonts w:eastAsia="Times New Roman"/>
-                <w:lang w:eastAsia="en-GB"/>
-              </w:rPr>
-            </w:pPr>
-            <w:r>
-              <w:rPr>
-                <w:rFonts w:eastAsia="Times New Roman"/>
-                <w:lang w:eastAsia="en-GB"/>
-              </w:rPr>
-              <w:t>Maintained high service standards</w:t>
+              <w:t>Worked effectively in a fast-paced team environment while managing multiple tasks under time pressure.</w:t>
             </w:r>
           </w:p>
         </w:tc>
@@ -1275,7 +1240,7 @@
 </file>
 
 <file path=word/endnotes.xml><?xml version="1.0" encoding="utf-8"?>
-<w:endnotes xmlns:wpc="http://schemas.microsoft.com/office/word/2010/wordprocessingCanvas" xmlns:cx="http://schemas.microsoft.com/office/drawing/2014/chartex" xmlns:cx1="http://schemas.microsoft.com/office/drawing/2015/9/8/chartex" xmlns:cx2="http://schemas.microsoft.com/office/drawing/2015/10/21/chartex" xmlns:cx3="http://schemas.microsoft.com/office/drawing/2016/5/9/chartex" xmlns:cx4="http://schemas.microsoft.com/office/drawing/2016/5/10/chartex" xmlns:cx5="http://schemas.microsoft.com/office/drawing/2016/5/11/chartex" xmlns:cx6="http://schemas.microsoft.com/office/drawing/2016/5/12/chartex" xmlns:cx7="http://schemas.microsoft.com/office/drawing/2016/5/13/chartex" xmlns:cx8="http://schemas.microsoft.com/office/drawing/2016/5/14/chartex" xmlns:mc="http://schemas.openxmlformats.org/markup-compatibility/2006" xmlns:aink="http://schemas.microsoft.com/office/drawing/2016/ink" xmlns:am3d="http://schemas.microsoft.com/office/drawing/2017/model3d" xmlns:o="urn:schemas-microsoft-com:office:office" xmlns:oel="http://schemas.microsoft.com/office/2019/extlst" xmlns:r="http://schemas.openxmlformats.org/officeDocument/2006/relationships" xmlns:m="http://schemas.openxmlformats.org/officeDocument/2006/math" xmlns:v="urn:schemas-microsoft-com:vml" xmlns:wp14="http://schemas.microsoft.com/office/word/2010/wordprocessingDrawing" xmlns:wp="http://schemas.openxmlformats.org/drawingml/2006/wordprocessingDrawing" xmlns:w10="urn:schemas-microsoft-com:office:word" xmlns:w="http://schemas.openxmlformats.org/wordprocessingml/2006/main" xmlns:w14="http://schemas.microsoft.com/office/word/2010/wordml" xmlns:w15="http://schemas.microsoft.com/office/word/2012/wordml" xmlns:w16cex="http://schemas.microsoft.com/office/word/2018/wordml/cex" xmlns:w16cid="http://schemas.microsoft.com/office/word/2016/wordml/cid" xmlns:w16="http://schemas.microsoft.com/office/word/2018/wordml" xmlns:w16du="http://schemas.microsoft.com/office/word/2023/wordml/word16du" xmlns:w16sdtdh="http://schemas.microsoft.com/office/word/2020/wordml/sdtdatahash" xmlns:w16sdtfl="http://schemas.microsoft.com/office/word/2024/wordml/sdtformatlock" xmlns:w16se="http://schemas.microsoft.com/office/word/2015/wordml/symex" xmlns:wpg="http://schemas.microsoft.com/office/word/2010/wordprocessingGroup" xmlns:wpi="http://schemas.microsoft.com/office/word/2010/wordprocessingInk" xmlns:wne="http://schemas.microsoft.com/office/word/2006/wordml" xmlns:wps="http://schemas.microsoft.com/office/word/2010/wordprocessingShape" mc:Ignorable="w14 w15 w16se w16cid w16 w16cex w16sdtdh w16sdtfl w16du wp14">
+<w:endnotes xmlns:wpc="http://schemas.microsoft.com/office/word/2010/wordprocessingCanvas" xmlns:cx="http://schemas.microsoft.com/office/drawing/2014/chartex" xmlns:cx1="http://schemas.microsoft.com/office/drawing/2015/9/8/chartex" xmlns:cx2="http://schemas.microsoft.com/office/drawing/2015/10/21/chartex" xmlns:cx3="http://schemas.microsoft.com/office/drawing/2016/5/9/chartex" xmlns:cx4="http://schemas.microsoft.com/office/drawing/2016/5/10/chartex" xmlns:cx5="http://schemas.microsoft.com/office/drawing/2016/5/11/chartex" xmlns:cx6="http://schemas.microsoft.com/office/drawing/2016/5/12/chartex" xmlns:cx7="http://schemas.microsoft.com/office/drawing/2016/5/13/chartex" xmlns:cx8="http://schemas.microsoft.com/office/drawing/2016/5/14/chartex" xmlns:mc="http://schemas.openxmlformats.org/markup-compatibility/2006" xmlns:m="http://schemas.openxmlformats.org/officeDocument/2006/math" xmlns:aink="http://schemas.microsoft.com/office/drawing/2016/ink" xmlns:am3d="http://schemas.microsoft.com/office/drawing/2017/model3d" xmlns:oel="http://schemas.microsoft.com/office/2019/extlst" xmlns:r="http://schemas.openxmlformats.org/officeDocument/2006/relationships" xmlns:wp14="http://schemas.microsoft.com/office/word/2010/wordprocessingDrawing" xmlns:wp="http://schemas.openxmlformats.org/drawingml/2006/wordprocessingDrawing" xmlns:wpg="http://schemas.microsoft.com/office/word/2010/wordprocessingGroup" xmlns:wpi="http://schemas.microsoft.com/office/word/2010/wordprocessingInk" xmlns:wps="http://schemas.microsoft.com/office/word/2010/wordprocessingShape" xmlns:o="urn:schemas-microsoft-com:office:office" xmlns:v="urn:schemas-microsoft-com:vml" xmlns:w10="urn:schemas-microsoft-com:office:word" xmlns:w="http://schemas.openxmlformats.org/wordprocessingml/2006/main" xmlns:w14="http://schemas.microsoft.com/office/word/2010/wordml" xmlns:w15="http://schemas.microsoft.com/office/word/2012/wordml" xmlns:w16cex="http://schemas.microsoft.com/office/word/2018/wordml/cex" xmlns:w16cid="http://schemas.microsoft.com/office/word/2016/wordml/cid" xmlns:w16="http://schemas.microsoft.com/office/word/2018/wordml" xmlns:w16sdtdh="http://schemas.microsoft.com/office/word/2020/wordml/sdtdatahash" xmlns:w16sdtfl="http://schemas.microsoft.com/office/word/2024/wordml/sdtformatlock" xmlns:w16se="http://schemas.microsoft.com/office/word/2015/wordml/symex" xmlns:w16du="http://schemas.microsoft.com/office/word/2023/wordml/word16du" xmlns:wne="http://schemas.microsoft.com/office/word/2006/wordml" mc:Ignorable="w14 w15 w16se w16cid w16 w16cex w16sdtdh w16sdtfl w16du wp14">
   <w:endnote w:type="separator" w:id="-1">
     <w:p>
       <w:pPr>
@@ -1300,7 +1265,7 @@
 </file>
 
 <file path=word/footnotes.xml><?xml version="1.0" encoding="utf-8"?>
-<w:footnotes xmlns:wpc="http://schemas.microsoft.com/office/word/2010/wordprocessingCanvas" xmlns:cx="http://schemas.microsoft.com/office/drawing/2014/chartex" xmlns:cx1="http://schemas.microsoft.com/office/drawing/2015/9/8/chartex" xmlns:cx2="http://schemas.microsoft.com/office/drawing/2015/10/21/chartex" xmlns:cx3="http://schemas.microsoft.com/office/drawing/2016/5/9/chartex" xmlns:cx4="http://schemas.microsoft.com/office/drawing/2016/5/10/chartex" xmlns:cx5="http://schemas.microsoft.com/office/drawing/2016/5/11/chartex" xmlns:cx6="http://schemas.microsoft.com/office/drawing/2016/5/12/chartex" xmlns:cx7="http://schemas.microsoft.com/office/drawing/2016/5/13/chartex" xmlns:cx8="http://schemas.microsoft.com/office/drawing/2016/5/14/chartex" xmlns:mc="http://schemas.openxmlformats.org/markup-compatibility/2006" xmlns:aink="http://schemas.microsoft.com/office/drawing/2016/ink" xmlns:am3d="http://schemas.microsoft.com/office/drawing/2017/model3d" xmlns:o="urn:schemas-microsoft-com:office:office" xmlns:oel="http://schemas.microsoft.com/office/2019/extlst" xmlns:r="http://schemas.openxmlformats.org/officeDocument/2006/relationships" xmlns:m="http://schemas.openxmlformats.org/officeDocument/2006/math" xmlns:v="urn:schemas-microsoft-com:vml" xmlns:wp14="http://schemas.microsoft.com/office/word/2010/wordprocessingDrawing" xmlns:wp="http://schemas.openxmlformats.org/drawingml/2006/wordprocessingDrawing" xmlns:w10="urn:schemas-microsoft-com:office:word" xmlns:w="http://schemas.openxmlformats.org/wordprocessingml/2006/main" xmlns:w14="http://schemas.microsoft.com/office/word/2010/wordml" xmlns:w15="http://schemas.microsoft.com/office/word/2012/wordml" xmlns:w16cex="http://schemas.microsoft.com/office/word/2018/wordml/cex" xmlns:w16cid="http://schemas.microsoft.com/office/word/2016/wordml/cid" xmlns:w16="http://schemas.microsoft.com/office/word/2018/wordml" xmlns:w16du="http://schemas.microsoft.com/office/word/2023/wordml/word16du" xmlns:w16sdtdh="http://schemas.microsoft.com/office/word/2020/wordml/sdtdatahash" xmlns:w16sdtfl="http://schemas.microsoft.com/office/word/2024/wordml/sdtformatlock" xmlns:w16se="http://schemas.microsoft.com/office/word/2015/wordml/symex" xmlns:wpg="http://schemas.microsoft.com/office/word/2010/wordprocessingGroup" xmlns:wpi="http://schemas.microsoft.com/office/word/2010/wordprocessingInk" xmlns:wne="http://schemas.microsoft.com/office/word/2006/wordml" xmlns:wps="http://schemas.microsoft.com/office/word/2010/wordprocessingShape" mc:Ignorable="w14 w15 w16se w16cid w16 w16cex w16sdtdh w16sdtfl w16du wp14">
+<w:footnotes xmlns:wpc="http://schemas.microsoft.com/office/word/2010/wordprocessingCanvas" xmlns:cx="http://schemas.microsoft.com/office/drawing/2014/chartex" xmlns:cx1="http://schemas.microsoft.com/office/drawing/2015/9/8/chartex" xmlns:cx2="http://schemas.microsoft.com/office/drawing/2015/10/21/chartex" xmlns:cx3="http://schemas.microsoft.com/office/drawing/2016/5/9/chartex" xmlns:cx4="http://schemas.microsoft.com/office/drawing/2016/5/10/chartex" xmlns:cx5="http://schemas.microsoft.com/office/drawing/2016/5/11/chartex" xmlns:cx6="http://schemas.microsoft.com/office/drawing/2016/5/12/chartex" xmlns:cx7="http://schemas.microsoft.com/office/drawing/2016/5/13/chartex" xmlns:cx8="http://schemas.microsoft.com/office/drawing/2016/5/14/chartex" xmlns:mc="http://schemas.openxmlformats.org/markup-compatibility/2006" xmlns:m="http://schemas.openxmlformats.org/officeDocument/2006/math" xmlns:aink="http://schemas.microsoft.com/office/drawing/2016/ink" xmlns:am3d="http://schemas.microsoft.com/office/drawing/2017/model3d" xmlns:oel="http://schemas.microsoft.com/office/2019/extlst" xmlns:r="http://schemas.openxmlformats.org/officeDocument/2006/relationships" xmlns:wp14="http://schemas.microsoft.com/office/word/2010/wordprocessingDrawing" xmlns:wp="http://schemas.openxmlformats.org/drawingml/2006/wordprocessingDrawing" xmlns:wpg="http://schemas.microsoft.com/office/word/2010/wordprocessingGroup" xmlns:wpi="http://schemas.microsoft.com/office/word/2010/wordprocessingInk" xmlns:wps="http://schemas.microsoft.com/office/word/2010/wordprocessingShape" xmlns:o="urn:schemas-microsoft-com:office:office" xmlns:v="urn:schemas-microsoft-com:vml" xmlns:w10="urn:schemas-microsoft-com:office:word" xmlns:w="http://schemas.openxmlformats.org/wordprocessingml/2006/main" xmlns:w14="http://schemas.microsoft.com/office/word/2010/wordml" xmlns:w15="http://schemas.microsoft.com/office/word/2012/wordml" xmlns:w16cex="http://schemas.microsoft.com/office/word/2018/wordml/cex" xmlns:w16cid="http://schemas.microsoft.com/office/word/2016/wordml/cid" xmlns:w16="http://schemas.microsoft.com/office/word/2018/wordml" xmlns:w16sdtdh="http://schemas.microsoft.com/office/word/2020/wordml/sdtdatahash" xmlns:w16sdtfl="http://schemas.microsoft.com/office/word/2024/wordml/sdtformatlock" xmlns:w16se="http://schemas.microsoft.com/office/word/2015/wordml/symex" xmlns:w16du="http://schemas.microsoft.com/office/word/2023/wordml/word16du" xmlns:wne="http://schemas.microsoft.com/office/word/2006/wordml" mc:Ignorable="w14 w15 w16se w16cid w16 w16cex w16sdtdh w16sdtfl w16du wp14">
   <w:footnote w:type="separator" w:id="-1">
     <w:p>
       <w:pPr>
@@ -1325,7 +1290,7 @@
 </file>
 
 <file path=word/numbering.xml><?xml version="1.0" encoding="utf-8"?>
-<w:numbering xmlns:wpc="http://schemas.microsoft.com/office/word/2010/wordprocessingCanvas" xmlns:cx="http://schemas.microsoft.com/office/drawing/2014/chartex" xmlns:cx1="http://schemas.microsoft.com/office/drawing/2015/9/8/chartex" xmlns:cx2="http://schemas.microsoft.com/office/drawing/2015/10/21/chartex" xmlns:cx3="http://schemas.microsoft.com/office/drawing/2016/5/9/chartex" xmlns:cx4="http://schemas.microsoft.com/office/drawing/2016/5/10/chartex" xmlns:cx5="http://schemas.microsoft.com/office/drawing/2016/5/11/chartex" xmlns:cx6="http://schemas.microsoft.com/office/drawing/2016/5/12/chartex" xmlns:cx7="http://schemas.microsoft.com/office/drawing/2016/5/13/chartex" xmlns:cx8="http://schemas.microsoft.com/office/drawing/2016/5/14/chartex" xmlns:mc="http://schemas.openxmlformats.org/markup-compatibility/2006" xmlns:aink="http://schemas.microsoft.com/office/drawing/2016/ink" xmlns:am3d="http://schemas.microsoft.com/office/drawing/2017/model3d" xmlns:o="urn:schemas-microsoft-com:office:office" xmlns:oel="http://schemas.microsoft.com/office/2019/extlst" xmlns:r="http://schemas.openxmlformats.org/officeDocument/2006/relationships" xmlns:m="http://schemas.openxmlformats.org/officeDocument/2006/math" xmlns:v="urn:schemas-microsoft-com:vml" xmlns:wp14="http://schemas.microsoft.com/office/word/2010/wordprocessingDrawing" xmlns:wp="http://schemas.openxmlformats.org/drawingml/2006/wordprocessingDrawing" xmlns:w10="urn:schemas-microsoft-com:office:word" xmlns:w="http://schemas.openxmlformats.org/wordprocessingml/2006/main" xmlns:w14="http://schemas.microsoft.com/office/word/2010/wordml" xmlns:w15="http://schemas.microsoft.com/office/word/2012/wordml" xmlns:w16cex="http://schemas.microsoft.com/office/word/2018/wordml/cex" xmlns:w16cid="http://schemas.microsoft.com/office/word/2016/wordml/cid" xmlns:w16="http://schemas.microsoft.com/office/word/2018/wordml" xmlns:w16du="http://schemas.microsoft.com/office/word/2023/wordml/word16du" xmlns:w16sdtdh="http://schemas.microsoft.com/office/word/2020/wordml/sdtdatahash" xmlns:w16sdtfl="http://schemas.microsoft.com/office/word/2024/wordml/sdtformatlock" xmlns:w16se="http://schemas.microsoft.com/office/word/2015/wordml/symex" xmlns:wpg="http://schemas.microsoft.com/office/word/2010/wordprocessingGroup" xmlns:wpi="http://schemas.microsoft.com/office/word/2010/wordprocessingInk" xmlns:wne="http://schemas.microsoft.com/office/word/2006/wordml" xmlns:wps="http://schemas.microsoft.com/office/word/2010/wordprocessingShape" mc:Ignorable="w14 w15 w16se w16cid w16 w16cex w16sdtdh w16sdtfl w16du wp14">
+<w:numbering xmlns:wpc="http://schemas.microsoft.com/office/word/2010/wordprocessingCanvas" xmlns:cx="http://schemas.microsoft.com/office/drawing/2014/chartex" xmlns:cx1="http://schemas.microsoft.com/office/drawing/2015/9/8/chartex" xmlns:cx2="http://schemas.microsoft.com/office/drawing/2015/10/21/chartex" xmlns:cx3="http://schemas.microsoft.com/office/drawing/2016/5/9/chartex" xmlns:cx4="http://schemas.microsoft.com/office/drawing/2016/5/10/chartex" xmlns:cx5="http://schemas.microsoft.com/office/drawing/2016/5/11/chartex" xmlns:cx6="http://schemas.microsoft.com/office/drawing/2016/5/12/chartex" xmlns:cx7="http://schemas.microsoft.com/office/drawing/2016/5/13/chartex" xmlns:cx8="http://schemas.microsoft.com/office/drawing/2016/5/14/chartex" xmlns:mc="http://schemas.openxmlformats.org/markup-compatibility/2006" xmlns:m="http://schemas.openxmlformats.org/officeDocument/2006/math" xmlns:aink="http://schemas.microsoft.com/office/drawing/2016/ink" xmlns:am3d="http://schemas.microsoft.com/office/drawing/2017/model3d" xmlns:oel="http://schemas.microsoft.com/office/2019/extlst" xmlns:r="http://schemas.openxmlformats.org/officeDocument/2006/relationships" xmlns:wp14="http://schemas.microsoft.com/office/word/2010/wordprocessingDrawing" xmlns:wp="http://schemas.openxmlformats.org/drawingml/2006/wordprocessingDrawing" xmlns:wpg="http://schemas.microsoft.com/office/word/2010/wordprocessingGroup" xmlns:wpi="http://schemas.microsoft.com/office/word/2010/wordprocessingInk" xmlns:wps="http://schemas.microsoft.com/office/word/2010/wordprocessingShape" xmlns:o="urn:schemas-microsoft-com:office:office" xmlns:v="urn:schemas-microsoft-com:vml" xmlns:w10="urn:schemas-microsoft-com:office:word" xmlns:w="http://schemas.openxmlformats.org/wordprocessingml/2006/main" xmlns:w14="http://schemas.microsoft.com/office/word/2010/wordml" xmlns:w15="http://schemas.microsoft.com/office/word/2012/wordml" xmlns:w16cex="http://schemas.microsoft.com/office/word/2018/wordml/cex" xmlns:w16cid="http://schemas.microsoft.com/office/word/2016/wordml/cid" xmlns:w16="http://schemas.microsoft.com/office/word/2018/wordml" xmlns:w16sdtdh="http://schemas.microsoft.com/office/word/2020/wordml/sdtdatahash" xmlns:w16sdtfl="http://schemas.microsoft.com/office/word/2024/wordml/sdtformatlock" xmlns:w16se="http://schemas.microsoft.com/office/word/2015/wordml/symex" xmlns:w16du="http://schemas.microsoft.com/office/word/2023/wordml/word16du" xmlns:wne="http://schemas.microsoft.com/office/word/2006/wordml" mc:Ignorable="w14 w15 w16se w16cid w16 w16cex w16sdtdh w16sdtfl w16du wp14">
   <w:abstractNum w:abstractNumId="0" w15:restartNumberingAfterBreak="0">
     <w:nsid w:val="03E810CB"/>
     <w:multiLevelType w:val="hybridMultilevel"/>
@@ -2938,7 +2903,7 @@
 </file>
 
 <file path=word/styles.xml><?xml version="1.0" encoding="utf-8"?>
-<w:styles xmlns:mc="http://schemas.openxmlformats.org/markup-compatibility/2006" xmlns:r="http://schemas.openxmlformats.org/officeDocument/2006/relationships" xmlns:w="http://schemas.openxmlformats.org/wordprocessingml/2006/main" xmlns:w14="http://schemas.microsoft.com/office/word/2010/wordml" xmlns:w15="http://schemas.microsoft.com/office/word/2012/wordml" xmlns:w16cex="http://schemas.microsoft.com/office/word/2018/wordml/cex" xmlns:w16cid="http://schemas.microsoft.com/office/word/2016/wordml/cid" xmlns:w16="http://schemas.microsoft.com/office/word/2018/wordml" xmlns:w16du="http://schemas.microsoft.com/office/word/2023/wordml/word16du" xmlns:w16sdtdh="http://schemas.microsoft.com/office/word/2020/wordml/sdtdatahash" xmlns:w16sdtfl="http://schemas.microsoft.com/office/word/2024/wordml/sdtformatlock" xmlns:w16se="http://schemas.microsoft.com/office/word/2015/wordml/symex" mc:Ignorable="w14 w15 w16se w16cid w16 w16cex w16sdtdh w16sdtfl w16du">
+<w:styles xmlns:mc="http://schemas.openxmlformats.org/markup-compatibility/2006" xmlns:r="http://schemas.openxmlformats.org/officeDocument/2006/relationships" xmlns:w="http://schemas.openxmlformats.org/wordprocessingml/2006/main" xmlns:w14="http://schemas.microsoft.com/office/word/2010/wordml" xmlns:w15="http://schemas.microsoft.com/office/word/2012/wordml" xmlns:w16cex="http://schemas.microsoft.com/office/word/2018/wordml/cex" xmlns:w16cid="http://schemas.microsoft.com/office/word/2016/wordml/cid" xmlns:w16="http://schemas.microsoft.com/office/word/2018/wordml" xmlns:w16sdtdh="http://schemas.microsoft.com/office/word/2020/wordml/sdtdatahash" xmlns:w16sdtfl="http://schemas.microsoft.com/office/word/2024/wordml/sdtformatlock" xmlns:w16se="http://schemas.microsoft.com/office/word/2015/wordml/symex" xmlns:w16du="http://schemas.microsoft.com/office/word/2023/wordml/word16du" mc:Ignorable="w14 w15 w16se w16cid w16 w16cex w16sdtdh w16sdtfl w16du">
   <w:docDefaults>
     <w:rPrDefault>
       <w:rPr>

--- a/assets/cv/Nikita_Smiichyk_CV.docx
+++ b/assets/cv/Nikita_Smiichyk_CV.docx
@@ -183,7 +183,7 @@
           <w:rFonts w:eastAsia="Times New Roman"/>
           <w:lang w:eastAsia="en-GB"/>
         </w:rPr>
-        <w:t>Backend-focused Software Development student building REST APIs and database-backed systems with Java, Spring Boot, PostgreSQL, and SQL. Currently developing a platform with APIs for customers, products, prices, subscriptions, and payment intents, using PostgreSQL and Flyway for persistence and schema management. Interested in backend engineering, API design, and building reliable software systems.</w:t>
+        <w:t>Software Development student focused on backend engineering with Java, Spring Boot, and PostgreSQL. Practical experience building REST APIs and database-backed applications, with automated testing and Docker deployment.</w:t>
       </w:r>
     </w:p>
     <w:p>
@@ -278,37 +278,17 @@
         </w:tc>
       </w:tr>
       <w:tr>
-        <w:trPr>
-          <w:cnfStyle w:val="000000100000" w:firstRow="0" w:lastRow="0" w:firstColumn="0" w:lastColumn="0" w:oddVBand="0" w:evenVBand="0" w:oddHBand="1" w:evenHBand="0" w:firstRowFirstColumn="0" w:firstRowLastColumn="0" w:lastRowFirstColumn="0" w:lastRowLastColumn="0"/>
-        </w:trPr>
         <w:tc>
           <w:tcPr>
-            <w:cnfStyle w:val="001000000000" w:firstRow="0" w:lastRow="0" w:firstColumn="1" w:lastColumn="0" w:oddVBand="0" w:evenVBand="0" w:oddHBand="0" w:evenHBand="0" w:firstRowFirstColumn="0" w:firstRowLastColumn="0" w:lastRowFirstColumn="0" w:lastRowLastColumn="0"/>
             <w:tcW w:w="2835" w:type="dxa"/>
           </w:tcPr>
           <w:p>
-            <w:pPr>
-              <w:rPr>
-                <w:rFonts w:eastAsia="Times New Roman"/>
-                <w:b w:val="0"/>
-                <w:bCs w:val="0"/>
-                <w:lang w:eastAsia="en-GB"/>
-              </w:rPr>
-            </w:pPr>
-            <w:r>
-              <w:rPr>
-                <w:rStyle w:val="Strong"/>
+            <w:r>
+              <w:rPr>
                 <w:b/>
-                <w:bCs/>
-              </w:rPr>
-              <w:t>Backend:</w:t>
-            </w:r>
-            <w:r>
-              <w:rPr>
-                <w:b w:val="0"/>
-                <w:bCs w:val="0"/>
-              </w:rPr>
-              <w:t xml:space="preserve"> </w:t>
+                <w:lang w:val="en-GB"/>
+              </w:rPr>
+              <w:t>Additional Languages:</w:t>
             </w:r>
           </w:p>
         </w:tc>
@@ -317,61 +297,12 @@
             <w:tcW w:w="6181" w:type="dxa"/>
           </w:tcPr>
           <w:p>
-            <w:pPr>
-              <w:cnfStyle w:val="000000100000" w:firstRow="0" w:lastRow="0" w:firstColumn="0" w:lastColumn="0" w:oddVBand="0" w:evenVBand="0" w:oddHBand="1" w:evenHBand="0" w:firstRowFirstColumn="0" w:firstRowLastColumn="0" w:lastRowFirstColumn="0" w:lastRowLastColumn="0"/>
-              <w:rPr>
-                <w:rFonts w:eastAsia="Times New Roman"/>
-                <w:b/>
-                <w:bCs/>
-                <w:lang w:eastAsia="en-GB"/>
-              </w:rPr>
-            </w:pPr>
-            <w:r>
-              <w:t>Spring Boot, REST APIs, Spring Data JPA, JDBC, Maven</w:t>
-            </w:r>
-          </w:p>
-        </w:tc>
-      </w:tr>
-      <w:tr>
-        <w:tc>
-          <w:tcPr>
-            <w:cnfStyle w:val="001000000000" w:firstRow="0" w:lastRow="0" w:firstColumn="1" w:lastColumn="0" w:oddVBand="0" w:evenVBand="0" w:oddHBand="0" w:evenHBand="0" w:firstRowFirstColumn="0" w:firstRowLastColumn="0" w:lastRowFirstColumn="0" w:lastRowLastColumn="0"/>
-            <w:tcW w:w="2835" w:type="dxa"/>
-          </w:tcPr>
-          <w:p>
-            <w:pPr>
-              <w:rPr>
-                <w:rFonts w:eastAsia="Times New Roman"/>
-                <w:lang w:val="ru-RU" w:eastAsia="en-GB"/>
-              </w:rPr>
-            </w:pPr>
-            <w:r>
-              <w:rPr>
-                <w:rFonts w:eastAsia="Times New Roman"/>
-                <w:lang w:eastAsia="en-GB"/>
-              </w:rPr>
-              <w:t>Databases:</w:t>
-            </w:r>
-          </w:p>
-        </w:tc>
-        <w:tc>
-          <w:tcPr>
-            <w:tcW w:w="6181" w:type="dxa"/>
-          </w:tcPr>
-          <w:p>
-            <w:pPr>
-              <w:cnfStyle w:val="000000000000" w:firstRow="0" w:lastRow="0" w:firstColumn="0" w:lastColumn="0" w:oddVBand="0" w:evenVBand="0" w:oddHBand="0" w:evenHBand="0" w:firstRowFirstColumn="0" w:firstRowLastColumn="0" w:lastRowFirstColumn="0" w:lastRowLastColumn="0"/>
-              <w:rPr>
-                <w:rFonts w:eastAsia="Times New Roman"/>
-                <w:lang w:eastAsia="en-GB"/>
-              </w:rPr>
-            </w:pPr>
-            <w:r>
-              <w:rPr>
-                <w:rFonts w:eastAsia="Times New Roman"/>
-                <w:lang w:eastAsia="en-GB"/>
-              </w:rPr>
-              <w:t>PostgreSQL, MySQL, Flyway</w:t>
+            <w:r>
+              <w:rPr>
+                <w:b w:val="0"/>
+                <w:lang w:val="en-GB"/>
+              </w:rPr>
+              <w:t>Python, Kotlin, C++</w:t>
             </w:r>
           </w:p>
         </w:tc>
@@ -389,15 +320,25 @@
             <w:pPr>
               <w:rPr>
                 <w:rFonts w:eastAsia="Times New Roman"/>
+                <w:b w:val="0"/>
+                <w:bCs w:val="0"/>
                 <w:lang w:eastAsia="en-GB"/>
               </w:rPr>
             </w:pPr>
             <w:r>
               <w:rPr>
-                <w:rFonts w:eastAsia="Times New Roman"/>
-                <w:lang w:eastAsia="en-GB"/>
-              </w:rPr>
-              <w:t>Testing:</w:t>
+                <w:rStyle w:val="Strong"/>
+                <w:b/>
+                <w:bCs/>
+              </w:rPr>
+              <w:t>Backend:</w:t>
+            </w:r>
+            <w:r>
+              <w:rPr>
+                <w:b w:val="0"/>
+                <w:bCs w:val="0"/>
+              </w:rPr>
+              <w:t xml:space="preserve"> </w:t>
             </w:r>
           </w:p>
         </w:tc>
@@ -410,15 +351,13 @@
               <w:cnfStyle w:val="000000100000" w:firstRow="0" w:lastRow="0" w:firstColumn="0" w:lastColumn="0" w:oddVBand="0" w:evenVBand="0" w:oddHBand="1" w:evenHBand="0" w:firstRowFirstColumn="0" w:firstRowLastColumn="0" w:lastRowFirstColumn="0" w:lastRowLastColumn="0"/>
               <w:rPr>
                 <w:rFonts w:eastAsia="Times New Roman"/>
+                <w:b/>
+                <w:bCs/>
                 <w:lang w:eastAsia="en-GB"/>
               </w:rPr>
             </w:pPr>
             <w:r>
-              <w:rPr>
-                <w:rFonts w:eastAsia="Times New Roman"/>
-                <w:lang w:eastAsia="en-GB"/>
-              </w:rPr>
-              <w:t>JUnit</w:t>
+              <w:t>Spring Boot, REST APIs, Spring Data JPA, JDBC, Maven</w:t>
             </w:r>
           </w:p>
         </w:tc>
@@ -441,14 +380,7 @@
                 <w:rFonts w:eastAsia="Times New Roman"/>
                 <w:lang w:eastAsia="en-GB"/>
               </w:rPr>
-              <w:t>DevOps / Tools</w:t>
-            </w:r>
-            <w:r>
-              <w:rPr>
-                <w:rFonts w:eastAsia="Times New Roman"/>
-                <w:lang w:eastAsia="en-GB"/>
-              </w:rPr>
-              <w:t>:</w:t>
+              <w:t>Databases:</w:t>
             </w:r>
           </w:p>
         </w:tc>
@@ -469,7 +401,7 @@
                 <w:rFonts w:eastAsia="Times New Roman"/>
                 <w:lang w:eastAsia="en-GB"/>
               </w:rPr>
-              <w:t>Docker, Git, GitHub, Render, Neon PostgreSQL</w:t>
+              <w:t>PostgreSQL, MySQL, Flyway</w:t>
             </w:r>
           </w:p>
         </w:tc>
@@ -487,7 +419,7 @@
             <w:pPr>
               <w:rPr>
                 <w:rFonts w:eastAsia="Times New Roman"/>
-                <w:lang w:val="ru-RU" w:eastAsia="en-GB"/>
+                <w:lang w:eastAsia="en-GB"/>
               </w:rPr>
             </w:pPr>
             <w:r>
@@ -495,7 +427,7 @@
                 <w:rFonts w:eastAsia="Times New Roman"/>
                 <w:lang w:eastAsia="en-GB"/>
               </w:rPr>
-              <w:t>Frontend:</w:t>
+              <w:t>Testing:</w:t>
             </w:r>
           </w:p>
         </w:tc>
@@ -516,7 +448,7 @@
                 <w:rFonts w:eastAsia="Times New Roman"/>
                 <w:lang w:eastAsia="en-GB"/>
               </w:rPr>
-              <w:t>HTML, CSS, React, Bootstrap</w:t>
+              <w:t>JUnit 5</w:t>
             </w:r>
           </w:p>
         </w:tc>
@@ -539,7 +471,14 @@
                 <w:rFonts w:eastAsia="Times New Roman"/>
                 <w:lang w:eastAsia="en-GB"/>
               </w:rPr>
-              <w:t>Familiar With:</w:t>
+              <w:t>DevOps / Tools</w:t>
+            </w:r>
+            <w:r>
+              <w:rPr>
+                <w:rFonts w:eastAsia="Times New Roman"/>
+                <w:lang w:eastAsia="en-GB"/>
+              </w:rPr>
+              <w:t>:</w:t>
             </w:r>
           </w:p>
         </w:tc>
@@ -560,7 +499,98 @@
                 <w:rFonts w:eastAsia="Times New Roman"/>
                 <w:lang w:eastAsia="en-GB"/>
               </w:rPr>
-              <w:t>Python, PHP, Laravel, Node.js, MongoDB, C++, Kotlin</w:t>
+              <w:t>Docker, Git, GitHub, Render, Neon PostgreSQL</w:t>
+            </w:r>
+          </w:p>
+        </w:tc>
+      </w:tr>
+      <w:tr>
+        <w:trPr>
+          <w:cnfStyle w:val="000000100000" w:firstRow="0" w:lastRow="0" w:firstColumn="0" w:lastColumn="0" w:oddVBand="0" w:evenVBand="0" w:oddHBand="1" w:evenHBand="0" w:firstRowFirstColumn="0" w:firstRowLastColumn="0" w:lastRowFirstColumn="0" w:lastRowLastColumn="0"/>
+        </w:trPr>
+        <w:tc>
+          <w:tcPr>
+            <w:cnfStyle w:val="001000000000" w:firstRow="0" w:lastRow="0" w:firstColumn="1" w:lastColumn="0" w:oddVBand="0" w:evenVBand="0" w:oddHBand="0" w:evenHBand="0" w:firstRowFirstColumn="0" w:firstRowLastColumn="0" w:lastRowFirstColumn="0" w:lastRowLastColumn="0"/>
+            <w:tcW w:w="2835" w:type="dxa"/>
+          </w:tcPr>
+          <w:p>
+            <w:pPr>
+              <w:rPr>
+                <w:rFonts w:eastAsia="Times New Roman"/>
+                <w:lang w:val="ru-RU" w:eastAsia="en-GB"/>
+              </w:rPr>
+            </w:pPr>
+            <w:r>
+              <w:rPr>
+                <w:rFonts w:eastAsia="Times New Roman"/>
+                <w:lang w:eastAsia="en-GB"/>
+              </w:rPr>
+              <w:t>Frontend:</w:t>
+            </w:r>
+          </w:p>
+        </w:tc>
+        <w:tc>
+          <w:tcPr>
+            <w:tcW w:w="6181" w:type="dxa"/>
+          </w:tcPr>
+          <w:p>
+            <w:pPr>
+              <w:cnfStyle w:val="000000100000" w:firstRow="0" w:lastRow="0" w:firstColumn="0" w:lastColumn="0" w:oddVBand="0" w:evenVBand="0" w:oddHBand="1" w:evenHBand="0" w:firstRowFirstColumn="0" w:firstRowLastColumn="0" w:lastRowFirstColumn="0" w:lastRowLastColumn="0"/>
+              <w:rPr>
+                <w:rFonts w:eastAsia="Times New Roman"/>
+                <w:lang w:eastAsia="en-GB"/>
+              </w:rPr>
+            </w:pPr>
+            <w:r>
+              <w:rPr>
+                <w:rFonts w:eastAsia="Times New Roman"/>
+                <w:lang w:eastAsia="en-GB"/>
+              </w:rPr>
+              <w:t>HTML, CSS, React, Bootstrap</w:t>
+            </w:r>
+          </w:p>
+        </w:tc>
+      </w:tr>
+      <w:tr>
+        <w:tc>
+          <w:tcPr>
+            <w:cnfStyle w:val="001000000000" w:firstRow="0" w:lastRow="0" w:firstColumn="1" w:lastColumn="0" w:oddVBand="0" w:evenVBand="0" w:oddHBand="0" w:evenHBand="0" w:firstRowFirstColumn="0" w:firstRowLastColumn="0" w:lastRowFirstColumn="0" w:lastRowLastColumn="0"/>
+            <w:tcW w:w="2835" w:type="dxa"/>
+          </w:tcPr>
+          <w:p>
+            <w:pPr>
+              <w:rPr>
+                <w:rFonts w:eastAsia="Times New Roman"/>
+                <w:lang w:val="ru-RU" w:eastAsia="en-GB"/>
+              </w:rPr>
+            </w:pPr>
+            <w:r>
+              <w:rPr>
+                <w:rFonts w:eastAsia="Times New Roman"/>
+                <w:lang w:eastAsia="en-GB"/>
+              </w:rPr>
+              <w:t>Familiar With:</w:t>
+            </w:r>
+          </w:p>
+        </w:tc>
+        <w:tc>
+          <w:tcPr>
+            <w:tcW w:w="6181" w:type="dxa"/>
+          </w:tcPr>
+          <w:p>
+            <w:pPr>
+              <w:cnfStyle w:val="000000000000" w:firstRow="0" w:lastRow="0" w:firstColumn="0" w:lastColumn="0" w:oddVBand="0" w:evenVBand="0" w:oddHBand="0" w:evenHBand="0" w:firstRowFirstColumn="0" w:firstRowLastColumn="0" w:lastRowFirstColumn="0" w:lastRowLastColumn="0"/>
+              <w:rPr>
+                <w:rFonts w:eastAsia="Times New Roman"/>
+                <w:lang w:eastAsia="en-GB"/>
+              </w:rPr>
+            </w:pPr>
+            <w:r>
+              <w:rPr>
+                <w:rFonts w:eastAsia="Times New Roman"/>
+                <w:lang w:eastAsia="en-GB"/>
+              </w:rPr>
+              <w:t>PHP, Laravel, Node.js, MongoDB</w:t>
             </w:r>
           </w:p>
         </w:tc>
